--- a/ky/wisdom-stories/your-friends.docx
+++ b/ky/wisdom-stories/your-friends.docx
@@ -93,7 +93,7 @@
           <w:sz w:val="22"/>
           <w:lang w:val="ky-KG"/>
         </w:rPr>
-        <w:t>— Менин тизмемде элүү киши бар болчу, бирок бул жерден он беш эле кишини көрүп турам, — деп жигит дагы бир жолу тынчсызданганын билдирет.</w:t>
+        <w:t>— Менин тизмемде элүү киши бар болчу, бирок бул жерден он беш эле кишини көрүп турам, — деп жигит каршы чыгат.</w:t>
       </w:r>
     </w:p>
     <w:p>
@@ -135,7 +135,7 @@
           <w:sz w:val="22"/>
           <w:lang w:val="ky-KG"/>
         </w:rPr>
-        <w:t xml:space="preserve">Сабак: </w:t>
+        <w:t>Сабак: Чыныгы дос кыйынчылыкка кабылганда жаныңда болот. Көп тааныштан сыналган аз дос артык.</w:t>
       </w:r>
       <w:r>
         <w:rPr>
@@ -144,7 +144,6 @@
           <w:sz w:val="22"/>
           <w:lang w:val="ky-KG"/>
         </w:rPr>
-        <w:t>Чыныгы дос кубанычыңа эле эмес, кыйынчылыгыңа да орток болот. Көп тааныштан сыналган аз дос артык.</w:t>
       </w:r>
     </w:p>
     <w:p>
@@ -164,7 +163,7 @@
           <w:sz w:val="18"/>
           <w:lang w:val="ky-KG"/>
         </w:rPr>
-        <w:t>Окуя ачык интернет булактарынан алынды.</w:t>
+        <w:t>Аңгемелер ачык интернет булактарынан алынган, иллюстрациялар болсо ЖИ менен түзүлгөн.</w:t>
       </w:r>
     </w:p>
     <w:sectPr>

--- a/ky/wisdom-stories/your-friends.docx
+++ b/ky/wisdom-stories/your-friends.docx
@@ -3,169 +3,88 @@
 <w:document xmlns:wpc="http://schemas.microsoft.com/office/word/2010/wordprocessingCanvas" xmlns:cx="http://schemas.microsoft.com/office/drawing/2014/chartex" xmlns:cx1="http://schemas.microsoft.com/office/drawing/2015/9/8/chartex" xmlns:cx2="http://schemas.microsoft.com/office/drawing/2015/10/21/chartex" xmlns:cx3="http://schemas.microsoft.com/office/drawing/2016/5/9/chartex" xmlns:cx4="http://schemas.microsoft.com/office/drawing/2016/5/10/chartex" xmlns:cx5="http://schemas.microsoft.com/office/drawing/2016/5/11/chartex" xmlns:cx6="http://schemas.microsoft.com/office/drawing/2016/5/12/chartex" xmlns:cx7="http://schemas.microsoft.com/office/drawing/2016/5/13/chartex" xmlns:cx8="http://schemas.microsoft.com/office/drawing/2016/5/14/chartex" xmlns:mc="http://schemas.openxmlformats.org/markup-compatibility/2006" xmlns:aink="http://schemas.microsoft.com/office/drawing/2016/ink" xmlns:am3d="http://schemas.microsoft.com/office/drawing/2017/model3d" xmlns:o="urn:schemas-microsoft-com:office:office" xmlns:oel="http://schemas.microsoft.com/office/2019/extlst" xmlns:r="http://schemas.openxmlformats.org/officeDocument/2006/relationships" xmlns:m="http://schemas.openxmlformats.org/officeDocument/2006/math" xmlns:v="urn:schemas-microsoft-com:vml" xmlns:wp14="http://schemas.microsoft.com/office/word/2010/wordprocessingDrawing" xmlns:wp="http://schemas.openxmlformats.org/drawingml/2006/wordprocessingDrawing" xmlns:w10="urn:schemas-microsoft-com:office:word" xmlns:w="http://schemas.openxmlformats.org/wordprocessingml/2006/main" xmlns:w14="http://schemas.microsoft.com/office/word/2010/wordml" xmlns:w15="http://schemas.microsoft.com/office/word/2012/wordml" xmlns:w16cex="http://schemas.microsoft.com/office/word/2018/wordml/cex" xmlns:w16cid="http://schemas.microsoft.com/office/word/2016/wordml/cid" xmlns:w16="http://schemas.microsoft.com/office/word/2018/wordml" xmlns:w16du="http://schemas.microsoft.com/office/word/2023/wordml/word16du" xmlns:w16sdtdh="http://schemas.microsoft.com/office/word/2020/wordml/sdtdatahash" xmlns:w16sdtfl="http://schemas.microsoft.com/office/word/2024/wordml/sdtformatlock" xmlns:w16se="http://schemas.microsoft.com/office/word/2015/wordml/symex" xmlns:wpg="http://schemas.microsoft.com/office/word/2010/wordprocessingGroup" xmlns:wpi="http://schemas.microsoft.com/office/word/2010/wordprocessingInk" xmlns:wne="http://schemas.microsoft.com/office/word/2006/wordml" xmlns:wps="http://schemas.microsoft.com/office/word/2010/wordprocessingShape" mc:Ignorable="w14 w15 w16se w16cid w16 w16cex w16sdtdh w16sdtfl w16du wp14">
   <w:body>
     <w:p>
-      <w:pPr>
-        <w:pStyle w:val="Title"/>
-        <w:keepNext/>
-        <w:keepLines w:val="0"/>
-        <w:pageBreakBefore w:val="0"/>
-        <w:widowControl/>
-        <w:spacing w:line="269" w:lineRule="auto" w:after="180" w:before="0"/>
-      </w:pPr>
-      <w:bookmarkStart w:id="10247" w:name="Story_248"/>
       <w:r>
         <w:rPr>
-          <w:rFonts w:ascii="Arial" w:hAnsi="Arial"/>
           <w:b/>
-          <w:color w:val="000000"/>
-          <w:sz w:val="34"/>
-          <w:lang w:val="ky-KG"/>
+          <w:bCs/>
         </w:rPr>
         <w:t>Сенин досторуң</w:t>
       </w:r>
-      <w:bookmarkEnd w:id="10247"/>
     </w:p>
     <w:p>
-      <w:pPr>
-        <w:keepNext w:val="0"/>
-        <w:keepLines w:val="0"/>
-        <w:pageBreakBefore w:val="0"/>
-        <w:widowControl/>
-        <w:spacing w:line="269" w:lineRule="auto" w:after="120" w:before="0"/>
-      </w:pPr>
       <w:r>
-        <w:rPr>
-          <w:rFonts w:ascii="Arial" w:eastAsia="Arial" w:hAnsi="Arial"/>
-          <w:color w:val="000000"/>
-          <w:sz w:val="22"/>
-          <w:lang w:val="ky-KG"/>
-        </w:rPr>
-        <w:t>Бир күнү бир жигит үйлөнүүнү чечет. Тойго бир жума даярдангандан кийин, бир кечте атасына: «Ата, сизден бир өтүнүчүм бар. Бардык ишти жалгыз бүтүрүүгө күчүм жетпей жатат. Суранам, бул тизмени алып, андагы досторумдун баарына чалып, тоюма чакырып коюңузчу», — дейт. «Макул, уулум!» — деп жооп берет атасы.</w:t>
+        <w:t>Бир жигит үйлөнүүгө даярданып жүргөн. Той камы менен алпурушкан бир жумадан кийин атасына мындай деди:</w:t>
       </w:r>
     </w:p>
     <w:p>
-      <w:pPr>
-        <w:keepNext w:val="0"/>
-        <w:keepLines w:val="0"/>
-        <w:pageBreakBefore w:val="0"/>
-        <w:widowControl/>
-        <w:spacing w:line="269" w:lineRule="auto" w:after="120" w:before="0"/>
-      </w:pPr>
       <w:r>
-        <w:rPr>
-          <w:rFonts w:ascii="Arial" w:eastAsia="Arial" w:hAnsi="Arial"/>
-          <w:color w:val="000000"/>
-          <w:sz w:val="22"/>
-          <w:lang w:val="ky-KG"/>
-        </w:rPr>
-        <w:t>Той күнү жигит ачууланып атасына жакындайт: «Ата, мен сизден досторумдун баарына чалышыңызды суранбадым беле!»</w:t>
+        <w:t>— Ата, сизден бир өтүнүчүм бар. Баарына жалгыз жетише албай жатам. Бул тизмедеги досторума чалып, тоюма чакырып коёсузбу?</w:t>
       </w:r>
     </w:p>
     <w:p>
-      <w:pPr>
-        <w:keepNext w:val="0"/>
-        <w:keepLines w:val="0"/>
-        <w:pageBreakBefore w:val="0"/>
-        <w:widowControl/>
-        <w:spacing w:line="269" w:lineRule="auto" w:after="120" w:before="0"/>
-      </w:pPr>
       <w:r>
-        <w:rPr>
-          <w:rFonts w:ascii="Arial" w:eastAsia="Arial" w:hAnsi="Arial"/>
-          <w:color w:val="000000"/>
-          <w:sz w:val="22"/>
-          <w:lang w:val="ky-KG"/>
-        </w:rPr>
-        <w:t>— Уулум, сен кандай сурансаң, дал ошондой кылдым.</w:t>
+        <w:t>— Албетте, уулум! — деп жооп берди атасы.</w:t>
       </w:r>
     </w:p>
     <w:p>
-      <w:pPr>
-        <w:keepNext w:val="0"/>
-        <w:keepLines w:val="0"/>
-        <w:pageBreakBefore w:val="0"/>
-        <w:widowControl/>
-        <w:spacing w:line="269" w:lineRule="auto" w:after="120" w:before="0"/>
-      </w:pPr>
       <w:r>
-        <w:rPr>
-          <w:rFonts w:ascii="Arial" w:eastAsia="Arial" w:hAnsi="Arial"/>
-          <w:color w:val="000000"/>
-          <w:sz w:val="22"/>
-          <w:lang w:val="ky-KG"/>
-        </w:rPr>
-        <w:t>— Менин тизмемде элүү киши бар болчу, бирок бул жерден он беш эле кишини көрүп турам, — деп жигит каршы чыгат.</w:t>
+        <w:t>Той күнү жигит атасына нааразы болуп келди:</w:t>
       </w:r>
     </w:p>
     <w:p>
-      <w:pPr>
-        <w:keepNext/>
-        <w:keepLines w:val="0"/>
-        <w:pageBreakBefore w:val="0"/>
-        <w:widowControl/>
-        <w:spacing w:line="269" w:lineRule="auto" w:after="120" w:before="0"/>
-      </w:pPr>
       <w:r>
-        <w:rPr>
-          <w:rFonts w:ascii="Arial" w:eastAsia="Arial" w:hAnsi="Arial"/>
-          <w:color w:val="000000"/>
-          <w:sz w:val="22"/>
-          <w:lang w:val="ky-KG"/>
-        </w:rPr>
-        <w:t>— Уулум, элүү кишинин ар бирине өзүнчө чалдым. Ар бирине сенин атыңдан чалып жатканымды, азыр башыңда көйгөй бар экенин, досторуңдун жардамына муктаж экениңди айтып, ушул убакта ушул жерде болушун өтүндүм. Сен эч кабатыр болбо, уулум. Сенин чыныгы досторуң бүгүн бул жерде, жаныңда!</w:t>
+        <w:t>— Ата, мен сизден досторумдун баарына чалып коюуну сурандым эле го!</w:t>
       </w:r>
     </w:p>
     <w:p>
-      <w:pPr>
-        <w:pStyle w:val="Moral"/>
-        <w:keepNext/>
-        <w:keepLines/>
-        <w:pageBreakBefore w:val="0"/>
-        <w:widowControl/>
-        <w:spacing w:before="120" w:after="120" w:line="269" w:lineRule="auto"/>
-        <w:ind w:left="240" w:right="240"/>
-        <w:rPr>
-          <w:lang/>
-        </w:rPr>
-      </w:pPr>
       <w:r>
-        <w:rPr>
-          <w:rFonts w:ascii="Arial" w:hAnsi="Arial"/>
-          <w:b/>
-          <w:color w:val="000000"/>
-          <w:sz w:val="22"/>
-          <w:lang w:val="ky-KG"/>
-        </w:rPr>
-        <w:t>Сабак: Чыныгы дос кыйынчылыкка кабылганда жаныңда болот. Көп тааныштан сыналган аз дос артык.</w:t>
-      </w:r>
-      <w:r>
-        <w:rPr>
-          <w:rFonts w:ascii="Arial" w:hAnsi="Arial"/>
-          <w:color w:val="000000"/>
-          <w:sz w:val="22"/>
-          <w:lang w:val="ky-KG"/>
-        </w:rPr>
+        <w:t>— Баарына чалдым, уулум.</w:t>
       </w:r>
     </w:p>
     <w:p>
-      <w:pPr>
-        <w:keepNext w:val="0"/>
-        <w:keepLines w:val="0"/>
-        <w:pageBreakBefore w:val="0"/>
-        <w:widowControl/>
-        <w:spacing w:before="0" w:after="160" w:line="269" w:lineRule="auto"/>
-        <w:jc w:val="right"/>
-      </w:pPr>
+      <w:r>
+        <w:t>— Тизмеде элүү киши бар болчу. Бул жерде болсо он бешин гана көрүп жатам!</w:t>
+      </w:r>
+    </w:p>
+    <w:p>
+      <w:r>
+        <w:t>Атасы жай гана жооп берди:</w:t>
+      </w:r>
+    </w:p>
+    <w:p>
+      <w:r>
+        <w:t>— Элүүсү менен тең сүйлөштүм. Бирок тойго чакыргандын ордуна, сенин башыңа кыйынчылык түшүп, досторуңдун жардамына муктаж болуп жатканыңды айттым. Бүгүн, ушул саатта, ушул жерге келүүлөрүн сурандым.</w:t>
+      </w:r>
+    </w:p>
+    <w:p>
+      <w:r>
+        <w:t>Анан уулунун ийнине колун койду:</w:t>
+      </w:r>
+    </w:p>
+    <w:p>
+      <w:r>
+        <w:t>— Айланаңды карачы, уулум. Бул адамдар бул жерге кубанычыңды бөлүшкөнү эмес, кыйын күнүңдө сага жөлөк болгону келишти.</w:t>
+      </w:r>
+    </w:p>
+    <w:p>
       <w:r>
         <w:rPr>
-          <w:rFonts w:ascii="Arial" w:eastAsia="Arial" w:hAnsi="Arial" w:cs="Arial"/>
-          <w:i/>
-          <w:color w:val="000000"/>
-          <w:sz w:val="18"/>
-          <w:lang w:val="ky-KG"/>
+          <w:b/>
+          <w:bCs/>
         </w:rPr>
-        <w:t>Аңгемелер ачык интернет булактарынан алынган, иллюстрациялар болсо ЖИ менен түзүлгөн.</w:t>
+        <w:t>Сабак: Достуктун баркы сан менен эмес, камкордук жана ишеним менен өлчөнөт. Кыйын күнү жардамга келген адамды баала. Чыныгы достук убакыттын өтүшү менен, кылган ишинен билинет.</w:t>
       </w:r>
     </w:p>
+    <w:p>
+      <w:r>
+        <w:rPr>
+          <w:i/>
+          <w:iCs/>
+        </w:rPr>
+        <w:t>Аңгемелер интернеттен чогултулуп, жасалма интеллекттин жардамы менен иштелип чыккан. Бардык сүрөттөр жасалма интеллект аркылуу түзүлгөн.</w:t>
+      </w:r>
+    </w:p>
+    <w:p/>
     <w:sectPr>
       <w:headerReference w:type="even" r:id="rId7"/>
       <w:headerReference w:type="default" r:id="rId8"/>
@@ -996,7 +915,6 @@
     </w:pPr>
     <w:rPr>
       <w:rFonts w:asciiTheme="majorHAnsi" w:eastAsiaTheme="majorEastAsia" w:hAnsiTheme="majorHAnsi" w:cstheme="majorBidi"/>
-      <w:color w:val="000000"/>
       <w:sz w:val="40"/>
       <w:szCs w:val="40"/>
     </w:rPr>
@@ -1018,7 +936,6 @@
     </w:pPr>
     <w:rPr>
       <w:rFonts w:asciiTheme="majorHAnsi" w:eastAsiaTheme="majorEastAsia" w:hAnsiTheme="majorHAnsi" w:cstheme="majorBidi"/>
-      <w:color w:val="000000"/>
       <w:sz w:val="32"/>
       <w:szCs w:val="32"/>
     </w:rPr>
@@ -1041,7 +958,6 @@
     </w:pPr>
     <w:rPr>
       <w:rFonts w:eastAsiaTheme="majorEastAsia" w:cstheme="majorBidi"/>
-      <w:color w:val="000000"/>
       <w:sz w:val="28"/>
       <w:szCs w:val="28"/>
     </w:rPr>
@@ -1066,7 +982,6 @@
       <w:rFonts w:eastAsiaTheme="majorEastAsia" w:cstheme="majorBidi"/>
       <w:i/>
       <w:iCs/>
-      <w:color w:val="000000"/>
     </w:rPr>
   </w:style>
   <w:style w:type="paragraph" w:styleId="Heading5">
@@ -1087,7 +1002,6 @@
     </w:pPr>
     <w:rPr>
       <w:rFonts w:eastAsiaTheme="majorEastAsia" w:cstheme="majorBidi"/>
-      <w:color w:val="000000"/>
     </w:rPr>
   </w:style>
   <w:style w:type="paragraph" w:styleId="Heading6">
@@ -1110,7 +1024,6 @@
       <w:rFonts w:eastAsiaTheme="majorEastAsia" w:cstheme="majorBidi"/>
       <w:i/>
       <w:iCs/>
-      <w:color w:val="000000"/>
     </w:rPr>
   </w:style>
   <w:style w:type="paragraph" w:styleId="Heading7">
@@ -1131,7 +1044,6 @@
     </w:pPr>
     <w:rPr>
       <w:rFonts w:eastAsiaTheme="majorEastAsia" w:cstheme="majorBidi"/>
-      <w:color w:val="000000"/>
     </w:rPr>
   </w:style>
   <w:style w:type="paragraph" w:styleId="Heading8">
@@ -1154,7 +1066,6 @@
       <w:rFonts w:eastAsiaTheme="majorEastAsia" w:cstheme="majorBidi"/>
       <w:i/>
       <w:iCs/>
-      <w:color w:val="000000"/>
     </w:rPr>
   </w:style>
   <w:style w:type="paragraph" w:styleId="Heading9">
@@ -1175,13 +1086,11 @@
     </w:pPr>
     <w:rPr>
       <w:rFonts w:eastAsiaTheme="majorEastAsia" w:cstheme="majorBidi"/>
-      <w:color w:val="000000"/>
     </w:rPr>
   </w:style>
   <w:style w:type="character" w:default="1" w:styleId="DefaultParagraphFont">
     <w:name w:val="Default Paragraph Font"/>
     <w:uiPriority w:val="1"/>
-    <w:semiHidden/>
     <w:unhideWhenUsed/>
   </w:style>
   <w:style w:type="table" w:default="1" w:styleId="TableNormal">
@@ -1337,7 +1246,6 @@
     </w:pPr>
     <w:rPr>
       <w:rFonts w:asciiTheme="majorHAnsi" w:eastAsiaTheme="majorEastAsia" w:hAnsiTheme="majorHAnsi" w:cstheme="majorBidi"/>
-      <w:color w:val="000000"/>
       <w:spacing w:val="-10"/>
       <w:kern w:val="28"/>
       <w:sz w:val="56"/>
@@ -1373,7 +1281,6 @@
     </w:pPr>
     <w:rPr>
       <w:rFonts w:eastAsiaTheme="majorEastAsia" w:cstheme="majorBidi"/>
-      <w:color w:val="000000"/>
       <w:spacing w:val="15"/>
       <w:sz w:val="28"/>
       <w:szCs w:val="28"/>
@@ -1408,7 +1315,6 @@
     <w:rPr>
       <w:i/>
       <w:iCs/>
-      <w:color w:val="000000"/>
     </w:rPr>
   </w:style>
   <w:style w:type="character" w:customStyle="1" w:styleId="QuoteChar">
@@ -1433,9 +1339,6 @@
       <w:ind w:left="720"/>
       <w:contextualSpacing/>
     </w:pPr>
-    <w:rPr>
-      <w:color w:val="000000"/>
-    </w:rPr>
   </w:style>
   <w:style w:type="character" w:styleId="IntenseEmphasis">
     <w:name w:val="Intense Emphasis"/>
@@ -1465,7 +1368,6 @@
     <w:rPr>
       <w:i/>
       <w:iCs/>
-      <w:color w:val="000000"/>
     </w:rPr>
   </w:style>
   <w:style w:type="character" w:customStyle="1" w:styleId="IntenseQuoteChar">
@@ -1505,9 +1407,6 @@
     <w:pPr>
       <w:spacing w:after="100"/>
     </w:pPr>
-    <w:rPr>
-      <w:color w:val="000000"/>
-    </w:rPr>
   </w:style>
   <w:style w:type="paragraph" w:customStyle="1" w:styleId="Moral">
     <w:name w:val="Moral"/>
@@ -1519,7 +1418,6 @@
     <w:rPr>
       <w:rFonts w:ascii="Arial" w:eastAsia="Arial" w:hAnsi="Arial"/>
       <w:i/>
-      <w:color w:val="000000"/>
       <w:kern w:val="0"/>
       <w:sz w:val="22"/>
       <w:szCs w:val="22"/>
@@ -1541,9 +1439,6 @@
       </w:tabs>
       <w:spacing w:after="0" w:line="240" w:lineRule="auto"/>
     </w:pPr>
-    <w:rPr>
-      <w:color w:val="000000"/>
-    </w:rPr>
   </w:style>
   <w:style w:type="character" w:customStyle="1" w:styleId="HeaderChar">
     <w:name w:val="Header Char"/>
@@ -1566,9 +1461,6 @@
       </w:tabs>
       <w:spacing w:after="0" w:line="240" w:lineRule="auto"/>
     </w:pPr>
-    <w:rPr>
-      <w:color w:val="000000"/>
-    </w:rPr>
   </w:style>
   <w:style w:type="character" w:customStyle="1" w:styleId="FooterChar">
     <w:name w:val="Footer Char"/>
@@ -1591,7 +1483,6 @@
     </w:pPr>
     <w:rPr>
       <w:rFonts w:eastAsiaTheme="minorEastAsia"/>
-      <w:color w:val="000000"/>
     </w:rPr>
   </w:style>
   <w:style w:type="paragraph" w:styleId="TOC3">
@@ -1608,7 +1499,6 @@
     </w:pPr>
     <w:rPr>
       <w:rFonts w:eastAsiaTheme="minorEastAsia"/>
-      <w:color w:val="000000"/>
     </w:rPr>
   </w:style>
   <w:style w:type="paragraph" w:styleId="TOC4">
@@ -1625,7 +1515,6 @@
     </w:pPr>
     <w:rPr>
       <w:rFonts w:eastAsiaTheme="minorEastAsia"/>
-      <w:color w:val="000000"/>
     </w:rPr>
   </w:style>
   <w:style w:type="paragraph" w:styleId="TOC5">
@@ -1642,7 +1531,6 @@
     </w:pPr>
     <w:rPr>
       <w:rFonts w:eastAsiaTheme="minorEastAsia"/>
-      <w:color w:val="000000"/>
     </w:rPr>
   </w:style>
   <w:style w:type="paragraph" w:styleId="TOC6">
@@ -1659,7 +1547,6 @@
     </w:pPr>
     <w:rPr>
       <w:rFonts w:eastAsiaTheme="minorEastAsia"/>
-      <w:color w:val="000000"/>
     </w:rPr>
   </w:style>
   <w:style w:type="paragraph" w:styleId="TOC7">
@@ -1676,7 +1563,6 @@
     </w:pPr>
     <w:rPr>
       <w:rFonts w:eastAsiaTheme="minorEastAsia"/>
-      <w:color w:val="000000"/>
     </w:rPr>
   </w:style>
   <w:style w:type="paragraph" w:styleId="TOC8">
@@ -1693,7 +1579,6 @@
     </w:pPr>
     <w:rPr>
       <w:rFonts w:eastAsiaTheme="minorEastAsia"/>
-      <w:color w:val="000000"/>
     </w:rPr>
   </w:style>
   <w:style w:type="paragraph" w:styleId="TOC9">
@@ -1710,7 +1595,6 @@
     </w:pPr>
     <w:rPr>
       <w:rFonts w:eastAsiaTheme="minorEastAsia"/>
-      <w:color w:val="000000"/>
     </w:rPr>
   </w:style>
   <w:style w:type="paragraph" w:styleId="TOCHeading">
@@ -1726,7 +1610,6 @@
       <w:outlineLvl w:val="9"/>
     </w:pPr>
     <w:rPr>
-      <w:color w:val="000000"/>
       <w:kern w:val="0"/>
       <w:sz w:val="32"/>
       <w:szCs w:val="32"/>
